--- a/coop_tasks/卡点上报口径_v1.0_20261002.docx
+++ b/coop_tasks/卡点上报口径_v1.0_20261002.docx
@@ -545,6 +545,68 @@
           </w:p>
         </w:tc>
       </w:tr>
+      <w:tr>
+        <w:tc>
+          <w:tcPr>
+            <w:tcW w:type="dxa" w:w="2880"/>
+          </w:tcPr>
+          <w:p>
+            <w:r>
+              <w:rPr>
+                <w:rFonts w:ascii="微软雅黑" w:hAnsi="微软雅黑" w:eastAsia="微软雅黑"/>
+                <w:sz w:val="20"/>
+              </w:rPr>
+            </w:r>
+            <w:r>
+              <w:rPr>
+                <w:rFonts w:ascii="微软雅黑" w:hAnsi="微软雅黑" w:eastAsia="微软雅黑"/>
+                <w:sz w:val="20"/>
+              </w:rPr>
+              <w:t>⑤</w:t>
+            </w:r>
+          </w:p>
+        </w:tc>
+        <w:tc>
+          <w:tcPr>
+            <w:tcW w:type="dxa" w:w="2880"/>
+          </w:tcPr>
+          <w:p>
+            <w:r>
+              <w:rPr>
+                <w:rFonts w:ascii="微软雅黑" w:hAnsi="微软雅黑" w:eastAsia="微软雅黑"/>
+                <w:sz w:val="20"/>
+              </w:rPr>
+            </w:r>
+            <w:r>
+              <w:rPr>
+                <w:rFonts w:ascii="微软雅黑" w:hAnsi="微软雅黑" w:eastAsia="微软雅黑"/>
+                <w:sz w:val="20"/>
+              </w:rPr>
+              <w:t>挂满 7 天兜底</w:t>
+            </w:r>
+          </w:p>
+        </w:tc>
+        <w:tc>
+          <w:tcPr>
+            <w:tcW w:type="dxa" w:w="2880"/>
+          </w:tcPr>
+          <w:p>
+            <w:r>
+              <w:rPr>
+                <w:rFonts w:ascii="微软雅黑" w:hAnsi="微软雅黑" w:eastAsia="微软雅黑"/>
+                <w:sz w:val="20"/>
+              </w:rPr>
+            </w:r>
+            <w:r>
+              <w:rPr>
+                <w:rFonts w:ascii="微软雅黑" w:hAnsi="微软雅黑" w:eastAsia="微软雅黑"/>
+                <w:sz w:val="20"/>
+              </w:rPr>
+              <w:t>同一卡点首次上报后挂满 7 天仍未解除  强制再提醒一次（此后每满 7 天可再提醒一次）。</w:t>
+            </w:r>
+          </w:p>
+        </w:tc>
+      </w:tr>
     </w:tbl>
     <w:p/>
     <w:p>
